--- a/抽離教學_數學/高三數學/導數_高三理數學/工具卡_導數運算與判定手順卡.docx
+++ b/抽離教學_數學/高三數學/導數_高三理數學/工具卡_導數運算與判定手順卡.docx
@@ -106,8 +106,41 @@
                 <w:sz w:val="21"/>
                 <w:szCs w:val="21"/>
               </w:rPr>
-              <w:t xml:space="preserve">什麼時候用：題目要求 f'(x) 或 y'</w:t>
-            </w:r>
+              <w:t xml:space="preserve">什麼時候用：題目要求 </w:t>
+            </w:r>
+            <m:oMath>
+              <m:r>
+                <m:t xml:space="preserve">f</m:t>
+              </m:r>
+              <m:r>
+                <m:t xml:space="preserve">'</m:t>
+              </m:r>
+              <m:r>
+                <m:t xml:space="preserve">(</m:t>
+              </m:r>
+              <m:r>
+                <m:t xml:space="preserve">x</m:t>
+              </m:r>
+              <m:r>
+                <m:t xml:space="preserve">)</m:t>
+              </m:r>
+            </m:oMath>
+            <w:r>
+              <w:rPr>
+                <w:rFonts w:ascii="Calibri" w:hAnsi="Calibri" w:eastAsia="微軟正黑體"/>
+                <w:sz w:val="21"/>
+                <w:szCs w:val="21"/>
+              </w:rPr>
+              <w:t xml:space="preserve"> 或 </w:t>
+            </w:r>
+            <m:oMath>
+              <m:r>
+                <m:t xml:space="preserve">y</m:t>
+              </m:r>
+              <m:r>
+                <m:t xml:space="preserve">'</m:t>
+              </m:r>
+            </m:oMath>
           </w:p>
         </w:tc>
       </w:tr>
@@ -224,8 +257,16 @@
                 <w:sz w:val="21"/>
                 <w:szCs w:val="21"/>
               </w:rPr>
-              <w:t xml:space="preserve">※ 每部分獨立求；隱函數見到 y 項要多乘 y'</w:t>
-            </w:r>
+              <w:t xml:space="preserve">※ 每部分獨立求；隱函數見到 y 項要多乘 </w:t>
+            </w:r>
+            <m:oMath>
+              <m:r>
+                <m:t xml:space="preserve">y</m:t>
+              </m:r>
+              <m:r>
+                <m:t xml:space="preserve">'</m:t>
+              </m:r>
+            </m:oMath>
           </w:p>
         </w:tc>
       </w:tr>
@@ -316,7 +357,25 @@
                 <w:sz w:val="24"/>
                 <w:szCs w:val="24"/>
               </w:rPr>
-              <w:t xml:space="preserve">4. 化簡（提公因式／合併同類項／解出 y'）</w:t>
+              <w:t xml:space="preserve">4. 化簡（提公因式／合併同類項／解出 </w:t>
+            </w:r>
+            <m:oMath>
+              <m:r>
+                <m:t xml:space="preserve">y</m:t>
+              </m:r>
+              <m:r>
+                <m:t xml:space="preserve">'</m:t>
+              </m:r>
+            </m:oMath>
+            <w:r>
+              <w:rPr>
+                <w:rFonts w:ascii="Calibri" w:hAnsi="Calibri" w:eastAsia="微軟正黑體"/>
+                <w:b/>
+                <w:bCs/>
+                <w:sz w:val="24"/>
+                <w:szCs w:val="24"/>
+              </w:rPr>
+              <w:t xml:space="preserve">）</w:t>
             </w:r>
           </w:p>
         </w:tc>
@@ -504,8 +563,25 @@
                 <w:sz w:val="24"/>
                 <w:szCs w:val="24"/>
               </w:rPr>
-              <w:t xml:space="preserve">1. 求導數 f'(x)</w:t>
-            </w:r>
+              <w:t xml:space="preserve">1. 求導數 </w:t>
+            </w:r>
+            <m:oMath>
+              <m:r>
+                <m:t xml:space="preserve">f</m:t>
+              </m:r>
+              <m:r>
+                <m:t xml:space="preserve">'</m:t>
+              </m:r>
+              <m:r>
+                <m:t xml:space="preserve">(</m:t>
+              </m:r>
+              <m:r>
+                <m:t xml:space="preserve">x</m:t>
+              </m:r>
+              <m:r>
+                <m:t xml:space="preserve">)</m:t>
+              </m:r>
+            </m:oMath>
           </w:p>
         </w:tc>
         <w:tc>
@@ -563,7 +639,40 @@
                 <w:sz w:val="24"/>
                 <w:szCs w:val="24"/>
               </w:rPr>
-              <w:t xml:space="preserve">2. 解 f'(x)=0，搵臨界點</w:t>
+              <w:t xml:space="preserve">2. 解 </w:t>
+            </w:r>
+            <m:oMath>
+              <m:r>
+                <m:t xml:space="preserve">f</m:t>
+              </m:r>
+              <m:r>
+                <m:t xml:space="preserve">'</m:t>
+              </m:r>
+              <m:r>
+                <m:t xml:space="preserve">(</m:t>
+              </m:r>
+              <m:r>
+                <m:t xml:space="preserve">x</m:t>
+              </m:r>
+              <m:r>
+                <m:t xml:space="preserve">)</m:t>
+              </m:r>
+              <m:r>
+                <m:t xml:space="preserve">=</m:t>
+              </m:r>
+              <m:r>
+                <m:t xml:space="preserve">0</m:t>
+              </m:r>
+            </m:oMath>
+            <w:r>
+              <w:rPr>
+                <w:rFonts w:ascii="Calibri" w:hAnsi="Calibri" w:eastAsia="微軟正黑體"/>
+                <w:b/>
+                <w:bCs/>
+                <w:sz w:val="24"/>
+                <w:szCs w:val="24"/>
+              </w:rPr>
+              <w:t xml:space="preserve">，搵臨界點</w:t>
             </w:r>
           </w:p>
         </w:tc>
@@ -869,8 +978,25 @@
                 <w:sz w:val="24"/>
                 <w:szCs w:val="24"/>
               </w:rPr>
-              <w:t xml:space="preserve">1. 求二階導數 f''(x)</w:t>
-            </w:r>
+              <w:t xml:space="preserve">1. 求二階導數 </w:t>
+            </w:r>
+            <m:oMath>
+              <m:r>
+                <m:t xml:space="preserve">f</m:t>
+              </m:r>
+              <m:r>
+                <m:t xml:space="preserve">''</m:t>
+              </m:r>
+              <m:r>
+                <m:t xml:space="preserve">(</m:t>
+              </m:r>
+              <m:r>
+                <m:t xml:space="preserve">x</m:t>
+              </m:r>
+              <m:r>
+                <m:t xml:space="preserve">)</m:t>
+              </m:r>
+            </m:oMath>
           </w:p>
         </w:tc>
         <w:tc>
@@ -919,7 +1045,40 @@
                 <w:sz w:val="24"/>
                 <w:szCs w:val="24"/>
               </w:rPr>
-              <w:t xml:space="preserve">2. 解 f''(x)=0，搵候選拐點</w:t>
+              <w:t xml:space="preserve">2. 解 </w:t>
+            </w:r>
+            <m:oMath>
+              <m:r>
+                <m:t xml:space="preserve">f</m:t>
+              </m:r>
+              <m:r>
+                <m:t xml:space="preserve">''</m:t>
+              </m:r>
+              <m:r>
+                <m:t xml:space="preserve">(</m:t>
+              </m:r>
+              <m:r>
+                <m:t xml:space="preserve">x</m:t>
+              </m:r>
+              <m:r>
+                <m:t xml:space="preserve">)</m:t>
+              </m:r>
+              <m:r>
+                <m:t xml:space="preserve">=</m:t>
+              </m:r>
+              <m:r>
+                <m:t xml:space="preserve">0</m:t>
+              </m:r>
+            </m:oMath>
+            <w:r>
+              <w:rPr>
+                <w:rFonts w:ascii="Calibri" w:hAnsi="Calibri" w:eastAsia="微軟正黑體"/>
+                <w:b/>
+                <w:bCs/>
+                <w:sz w:val="24"/>
+                <w:szCs w:val="24"/>
+              </w:rPr>
+              <w:t xml:space="preserve">，搵候選拐點</w:t>
             </w:r>
           </w:p>
         </w:tc>
@@ -1004,8 +1163,16 @@
                 <w:sz w:val="21"/>
                 <w:szCs w:val="21"/>
               </w:rPr>
-              <w:t xml:space="preserve">※ 同單調性判定同一個邏輯，但依家測緊 f''</w:t>
-            </w:r>
+              <w:t xml:space="preserve">※ 同單調性判定同一個邏輯，但依家測緊 </w:t>
+            </w:r>
+            <m:oMath>
+              <m:r>
+                <m:t xml:space="preserve">f</m:t>
+              </m:r>
+              <m:r>
+                <m:t xml:space="preserve">''</m:t>
+              </m:r>
+            </m:oMath>
           </w:p>
         </w:tc>
       </w:tr>
@@ -1063,7 +1230,94 @@
                 <w:sz w:val="21"/>
                 <w:szCs w:val="21"/>
               </w:rPr>
-              <w:t xml:space="preserve">※ 例如 f(x)=x⁴ 在 x=0：f''(0)=0 但冇變號，唔係拐點</w:t>
+              <w:t xml:space="preserve">※ 例如 </w:t>
+            </w:r>
+            <m:oMath>
+              <m:r>
+                <m:t xml:space="preserve">f</m:t>
+              </m:r>
+              <m:r>
+                <m:t xml:space="preserve">(</m:t>
+              </m:r>
+              <m:r>
+                <m:t xml:space="preserve">x</m:t>
+              </m:r>
+              <m:r>
+                <m:t xml:space="preserve">)</m:t>
+              </m:r>
+              <m:r>
+                <m:t xml:space="preserve">=</m:t>
+              </m:r>
+              <m:sSup>
+                <m:e>
+                  <m:r>
+                    <m:t xml:space="preserve">x</m:t>
+                  </m:r>
+                </m:e>
+                <m:sup>
+                  <m:r>
+                    <m:t xml:space="preserve">4</m:t>
+                  </m:r>
+                </m:sup>
+              </m:sSup>
+            </m:oMath>
+            <w:r>
+              <w:rPr>
+                <w:rFonts w:ascii="Calibri" w:hAnsi="Calibri" w:eastAsia="微軟正黑體"/>
+                <w:sz w:val="21"/>
+                <w:szCs w:val="21"/>
+              </w:rPr>
+              <w:t xml:space="preserve"> 在 </w:t>
+            </w:r>
+            <m:oMath>
+              <m:r>
+                <m:t xml:space="preserve">x</m:t>
+              </m:r>
+              <m:r>
+                <m:t xml:space="preserve">=</m:t>
+              </m:r>
+              <m:r>
+                <m:t xml:space="preserve">0</m:t>
+              </m:r>
+            </m:oMath>
+            <w:r>
+              <w:rPr>
+                <w:rFonts w:ascii="Calibri" w:hAnsi="Calibri" w:eastAsia="微軟正黑體"/>
+                <w:sz w:val="21"/>
+                <w:szCs w:val="21"/>
+              </w:rPr>
+              <w:t xml:space="preserve">：</w:t>
+            </w:r>
+            <m:oMath>
+              <m:r>
+                <m:t xml:space="preserve">f</m:t>
+              </m:r>
+              <m:r>
+                <m:t xml:space="preserve">''</m:t>
+              </m:r>
+              <m:r>
+                <m:t xml:space="preserve">(</m:t>
+              </m:r>
+              <m:r>
+                <m:t xml:space="preserve">0</m:t>
+              </m:r>
+              <m:r>
+                <m:t xml:space="preserve">)</m:t>
+              </m:r>
+              <m:r>
+                <m:t xml:space="preserve">=</m:t>
+              </m:r>
+              <m:r>
+                <m:t xml:space="preserve">0</m:t>
+              </m:r>
+            </m:oMath>
+            <w:r>
+              <w:rPr>
+                <w:rFonts w:ascii="Calibri" w:hAnsi="Calibri" w:eastAsia="微軟正黑體"/>
+                <w:sz w:val="21"/>
+                <w:szCs w:val="21"/>
+              </w:rPr>
+              <w:t xml:space="preserve"> 但冇變號，唔係拐點</w:t>
             </w:r>
           </w:p>
         </w:tc>
@@ -1097,6 +1351,530 @@
                 <w:szCs w:val="19"/>
               </w:rPr>
               <w:t xml:space="preserve">（教師）褪除：完整卡 → 只留步驟數量 → 移除</w:t>
+            </w:r>
+          </w:p>
+        </w:tc>
+      </w:tr>
+    </w:tbl>
+    <w:p>
+      <w:pPr>
+        <w:spacing w:line="360" w:lineRule="auto"/>
+      </w:pPr>
+    </w:p>
+    <w:p>
+      <w:pPr>
+        <w:spacing w:line="360" w:lineRule="auto"/>
+      </w:pPr>
+    </w:p>
+    <w:tbl>
+      <w:tblPr>
+        <w:tblW w:w="11338" w:type="dxa"/>
+        <w:tblBorders>
+          <w:top w:val="single" w:sz="4" w:space="0" w:color="000000"/>
+          <w:left w:val="single" w:sz="4" w:space="0" w:color="000000"/>
+          <w:bottom w:val="single" w:sz="4" w:space="0" w:color="000000"/>
+          <w:right w:val="single" w:sz="4" w:space="0" w:color="000000"/>
+          <w:insideH w:val="single" w:sz="4" w:space="0" w:color="000000"/>
+          <w:insideV w:val="single" w:sz="4" w:space="0" w:color="000000"/>
+        </w:tblBorders>
+        <w:tblLayout w:type="fixed"/>
+      </w:tblPr>
+      <w:tblGrid>
+        <w:gridCol w:w="6349"/>
+        <w:gridCol w:w="4989"/>
+      </w:tblGrid>
+      <w:tr>
+        <w:trPr>
+          <w:cantSplit/>
+          <w:tblHeader/>
+        </w:trPr>
+        <w:tc>
+          <w:tcPr>
+            <w:tcW w:w="11338" w:type="dxa"/>
+            <w:gridSpan w:val="2"/>
+            <w:shd w:val="clear" w:color="auto" w:fill="F0F0F0"/>
+            <w:tcMar>
+              <w:top w:w="70" w:type="dxa"/>
+              <w:left w:w="110" w:type="dxa"/>
+              <w:bottom w:w="70" w:type="dxa"/>
+              <w:right w:w="110" w:type="dxa"/>
+            </w:tcMar>
+            <w:vAlign w:val="top"/>
+          </w:tcPr>
+          <w:p>
+            <w:pPr>
+              <w:spacing w:line="360" w:lineRule="auto" w:after="80"/>
+              <w:jc w:val="left"/>
+            </w:pPr>
+            <w:r>
+              <w:rPr>
+                <w:rFonts w:ascii="Calibri" w:hAnsi="Calibri" w:eastAsia="微軟正黑體"/>
+                <w:b/>
+                <w:bCs/>
+                <w:sz w:val="28"/>
+                <w:szCs w:val="28"/>
+              </w:rPr>
+              <w:t xml:space="preserve">求切線方程三步卡</w:t>
+            </w:r>
+          </w:p>
+        </w:tc>
+      </w:tr>
+      <w:tr>
+        <w:trPr>
+          <w:cantSplit/>
+        </w:trPr>
+        <w:tc>
+          <w:tcPr>
+            <w:tcW w:w="11338" w:type="dxa"/>
+            <w:gridSpan w:val="2"/>
+            <w:tcMar>
+              <w:top w:w="70" w:type="dxa"/>
+              <w:left w:w="110" w:type="dxa"/>
+              <w:bottom w:w="70" w:type="dxa"/>
+              <w:right w:w="110" w:type="dxa"/>
+            </w:tcMar>
+            <w:vAlign w:val="top"/>
+          </w:tcPr>
+          <w:p>
+            <w:pPr>
+              <w:spacing w:line="360" w:lineRule="auto" w:after="80"/>
+              <w:jc w:val="left"/>
+            </w:pPr>
+            <w:r>
+              <w:rPr>
+                <w:rFonts w:ascii="Calibri" w:hAnsi="Calibri" w:eastAsia="微軟正黑體"/>
+                <w:sz w:val="21"/>
+                <w:szCs w:val="21"/>
+              </w:rPr>
+              <w:t xml:space="preserve">什麼時候用：題目問「切線方程」或「切線斜率」時</w:t>
+            </w:r>
+          </w:p>
+        </w:tc>
+      </w:tr>
+      <w:tr>
+        <w:trPr>
+          <w:cantSplit/>
+        </w:trPr>
+        <w:tc>
+          <w:tcPr>
+            <w:tcW w:w="6349" w:type="dxa"/>
+            <w:tcMar>
+              <w:top w:w="70" w:type="dxa"/>
+              <w:left w:w="110" w:type="dxa"/>
+              <w:bottom w:w="70" w:type="dxa"/>
+              <w:right w:w="110" w:type="dxa"/>
+            </w:tcMar>
+            <w:vAlign w:val="top"/>
+          </w:tcPr>
+          <w:p>
+            <w:pPr>
+              <w:spacing w:line="360" w:lineRule="auto" w:after="80"/>
+              <w:jc w:val="left"/>
+            </w:pPr>
+            <w:r>
+              <w:rPr>
+                <w:rFonts w:ascii="Calibri" w:hAnsi="Calibri" w:eastAsia="微軟正黑體"/>
+                <w:b/>
+                <w:bCs/>
+                <w:sz w:val="24"/>
+                <w:szCs w:val="24"/>
+              </w:rPr>
+              <w:t xml:space="preserve">1. 求導數 </w:t>
+            </w:r>
+            <m:oMath>
+              <m:r>
+                <m:t xml:space="preserve">f</m:t>
+              </m:r>
+              <m:r>
+                <m:t xml:space="preserve">'</m:t>
+              </m:r>
+              <m:r>
+                <m:t xml:space="preserve">(</m:t>
+              </m:r>
+              <m:r>
+                <m:t xml:space="preserve">x</m:t>
+              </m:r>
+              <m:r>
+                <m:t xml:space="preserve">)</m:t>
+              </m:r>
+            </m:oMath>
+            <w:r>
+              <w:rPr>
+                <w:rFonts w:ascii="Calibri" w:hAnsi="Calibri" w:eastAsia="微軟正黑體"/>
+                <w:b/>
+                <w:bCs/>
+                <w:sz w:val="24"/>
+                <w:szCs w:val="24"/>
+              </w:rPr>
+              <w:t xml:space="preserve">，代入 </w:t>
+            </w:r>
+            <m:oMath>
+              <m:sSub>
+                <m:e>
+                  <m:r>
+                    <m:t xml:space="preserve">x</m:t>
+                  </m:r>
+                </m:e>
+                <m:sub>
+                  <m:r>
+                    <m:t xml:space="preserve">0</m:t>
+                  </m:r>
+                </m:sub>
+              </m:sSub>
+            </m:oMath>
+            <w:r>
+              <w:rPr>
+                <w:rFonts w:ascii="Calibri" w:hAnsi="Calibri" w:eastAsia="微軟正黑體"/>
+                <w:b/>
+                <w:bCs/>
+                <w:sz w:val="24"/>
+                <w:szCs w:val="24"/>
+              </w:rPr>
+              <w:t xml:space="preserve"> 求切線斜率 </w:t>
+            </w:r>
+            <m:oMath>
+              <m:r>
+                <m:t xml:space="preserve">k</m:t>
+              </m:r>
+              <m:r>
+                <m:t xml:space="preserve">=</m:t>
+              </m:r>
+              <m:r>
+                <m:t xml:space="preserve">f</m:t>
+              </m:r>
+              <m:r>
+                <m:t xml:space="preserve">'</m:t>
+              </m:r>
+              <m:r>
+                <m:t xml:space="preserve">(</m:t>
+              </m:r>
+              <m:sSub>
+                <m:e>
+                  <m:r>
+                    <m:t xml:space="preserve">x</m:t>
+                  </m:r>
+                </m:e>
+                <m:sub>
+                  <m:r>
+                    <m:t xml:space="preserve">0</m:t>
+                  </m:r>
+                </m:sub>
+              </m:sSub>
+              <m:r>
+                <m:t xml:space="preserve">)</m:t>
+              </m:r>
+            </m:oMath>
+          </w:p>
+        </w:tc>
+        <w:tc>
+          <w:tcPr>
+            <w:tcW w:w="4989" w:type="dxa"/>
+            <w:tcMar>
+              <w:top w:w="70" w:type="dxa"/>
+              <w:left w:w="110" w:type="dxa"/>
+              <w:bottom w:w="70" w:type="dxa"/>
+              <w:right w:w="110" w:type="dxa"/>
+            </w:tcMar>
+            <w:vAlign w:val="top"/>
+          </w:tcPr>
+          <w:p>
+            <w:pPr>
+              <w:spacing w:line="360" w:lineRule="auto" w:after="80"/>
+              <w:jc w:val="left"/>
+            </w:pPr>
+            <w:r>
+              <w:rPr>
+                <w:rFonts w:ascii="Calibri" w:hAnsi="Calibri" w:eastAsia="微軟正黑體"/>
+                <w:sz w:val="21"/>
+                <w:szCs w:val="21"/>
+              </w:rPr>
+              <w:t xml:space="preserve">※ 記得同時代入原函數，攞埋切點嘅 </w:t>
+            </w:r>
+            <m:oMath>
+              <m:r>
+                <m:t xml:space="preserve">y</m:t>
+              </m:r>
+            </m:oMath>
+            <w:r>
+              <w:rPr>
+                <w:rFonts w:ascii="Calibri" w:hAnsi="Calibri" w:eastAsia="微軟正黑體"/>
+                <w:sz w:val="21"/>
+                <w:szCs w:val="21"/>
+              </w:rPr>
+              <w:t xml:space="preserve"> 坐標</w:t>
+            </w:r>
+          </w:p>
+        </w:tc>
+      </w:tr>
+      <w:tr>
+        <w:trPr>
+          <w:cantSplit/>
+        </w:trPr>
+        <w:tc>
+          <w:tcPr>
+            <w:tcW w:w="6349" w:type="dxa"/>
+            <w:tcMar>
+              <w:top w:w="70" w:type="dxa"/>
+              <w:left w:w="110" w:type="dxa"/>
+              <w:bottom w:w="70" w:type="dxa"/>
+              <w:right w:w="110" w:type="dxa"/>
+            </w:tcMar>
+            <w:vAlign w:val="top"/>
+          </w:tcPr>
+          <w:p>
+            <w:pPr>
+              <w:spacing w:line="360" w:lineRule="auto" w:after="80"/>
+              <w:jc w:val="left"/>
+            </w:pPr>
+            <w:r>
+              <w:rPr>
+                <w:rFonts w:ascii="Calibri" w:hAnsi="Calibri" w:eastAsia="微軟正黑體"/>
+                <w:b/>
+                <w:bCs/>
+                <w:sz w:val="24"/>
+                <w:szCs w:val="24"/>
+              </w:rPr>
+              <w:t xml:space="preserve">2. 寫出點斜式 </w:t>
+            </w:r>
+            <m:oMath>
+              <m:r>
+                <m:t xml:space="preserve">y</m:t>
+              </m:r>
+              <m:r>
+                <m:t xml:space="preserve">−</m:t>
+              </m:r>
+              <m:sSub>
+                <m:e>
+                  <m:r>
+                    <m:t xml:space="preserve">y</m:t>
+                  </m:r>
+                </m:e>
+                <m:sub>
+                  <m:r>
+                    <m:t xml:space="preserve">0</m:t>
+                  </m:r>
+                </m:sub>
+              </m:sSub>
+              <m:r>
+                <m:t xml:space="preserve">=</m:t>
+              </m:r>
+              <m:r>
+                <m:t xml:space="preserve">k</m:t>
+              </m:r>
+              <m:r>
+                <m:t xml:space="preserve">(</m:t>
+              </m:r>
+              <m:r>
+                <m:t xml:space="preserve">x</m:t>
+              </m:r>
+              <m:r>
+                <m:t xml:space="preserve">−</m:t>
+              </m:r>
+              <m:sSub>
+                <m:e>
+                  <m:r>
+                    <m:t xml:space="preserve">x</m:t>
+                  </m:r>
+                </m:e>
+                <m:sub>
+                  <m:r>
+                    <m:t xml:space="preserve">0</m:t>
+                  </m:r>
+                </m:sub>
+              </m:sSub>
+              <m:r>
+                <m:t xml:space="preserve">)</m:t>
+              </m:r>
+            </m:oMath>
+          </w:p>
+        </w:tc>
+        <w:tc>
+          <w:tcPr>
+            <w:tcW w:w="4989" w:type="dxa"/>
+            <w:tcMar>
+              <w:top w:w="70" w:type="dxa"/>
+              <w:left w:w="110" w:type="dxa"/>
+              <w:bottom w:w="70" w:type="dxa"/>
+              <w:right w:w="110" w:type="dxa"/>
+            </w:tcMar>
+            <w:vAlign w:val="top"/>
+          </w:tcPr>
+          <w:p>
+            <w:pPr>
+              <w:spacing w:line="360" w:lineRule="auto" w:after="80"/>
+              <w:jc w:val="left"/>
+            </w:pPr>
+            <w:r>
+              <w:rPr>
+                <w:rFonts w:ascii="Calibri" w:hAnsi="Calibri" w:eastAsia="微軟正黑體"/>
+                <w:sz w:val="21"/>
+                <w:szCs w:val="21"/>
+              </w:rPr>
+              <w:t xml:space="preserve">※ （</w:t>
+            </w:r>
+            <m:oMath>
+              <m:sSub>
+                <m:e>
+                  <m:r>
+                    <m:t xml:space="preserve">x</m:t>
+                  </m:r>
+                </m:e>
+                <m:sub>
+                  <m:r>
+                    <m:t xml:space="preserve">0</m:t>
+                  </m:r>
+                </m:sub>
+              </m:sSub>
+            </m:oMath>
+            <w:r>
+              <w:rPr>
+                <w:rFonts w:ascii="Calibri" w:hAnsi="Calibri" w:eastAsia="微軟正黑體"/>
+                <w:sz w:val="21"/>
+                <w:szCs w:val="21"/>
+              </w:rPr>
+              <w:t xml:space="preserve">, </w:t>
+            </w:r>
+            <m:oMath>
+              <m:sSub>
+                <m:e>
+                  <m:r>
+                    <m:t xml:space="preserve">y</m:t>
+                  </m:r>
+                </m:e>
+                <m:sub>
+                  <m:r>
+                    <m:t xml:space="preserve">0</m:t>
+                  </m:r>
+                </m:sub>
+              </m:sSub>
+            </m:oMath>
+            <w:r>
+              <w:rPr>
+                <w:rFonts w:ascii="Calibri" w:hAnsi="Calibri" w:eastAsia="微軟正黑體"/>
+                <w:sz w:val="21"/>
+                <w:szCs w:val="21"/>
+              </w:rPr>
+              <w:t xml:space="preserve">）係切點、</w:t>
+            </w:r>
+            <m:oMath>
+              <m:r>
+                <m:t xml:space="preserve">k</m:t>
+              </m:r>
+            </m:oMath>
+            <w:r>
+              <w:rPr>
+                <w:rFonts w:ascii="Calibri" w:hAnsi="Calibri" w:eastAsia="微軟正黑體"/>
+                <w:sz w:val="21"/>
+                <w:szCs w:val="21"/>
+              </w:rPr>
+              <w:t xml:space="preserve"> 係啱啱求嘅斜率，唔好同其他點搞亂</w:t>
+            </w:r>
+          </w:p>
+        </w:tc>
+      </w:tr>
+      <w:tr>
+        <w:trPr>
+          <w:cantSplit/>
+        </w:trPr>
+        <w:tc>
+          <w:tcPr>
+            <w:tcW w:w="6349" w:type="dxa"/>
+            <w:tcMar>
+              <w:top w:w="70" w:type="dxa"/>
+              <w:left w:w="110" w:type="dxa"/>
+              <w:bottom w:w="70" w:type="dxa"/>
+              <w:right w:w="110" w:type="dxa"/>
+            </w:tcMar>
+            <w:vAlign w:val="top"/>
+          </w:tcPr>
+          <w:p>
+            <w:pPr>
+              <w:spacing w:line="360" w:lineRule="auto" w:after="80"/>
+              <w:jc w:val="left"/>
+            </w:pPr>
+            <w:r>
+              <w:rPr>
+                <w:rFonts w:ascii="Calibri" w:hAnsi="Calibri" w:eastAsia="微軟正黑體"/>
+                <w:b/>
+                <w:bCs/>
+                <w:sz w:val="24"/>
+                <w:szCs w:val="24"/>
+              </w:rPr>
+              <w:t xml:space="preserve">3. 展開化簡，寫成 </w:t>
+            </w:r>
+            <m:oMath>
+              <m:r>
+                <m:t xml:space="preserve">y</m:t>
+              </m:r>
+            </m:oMath>
+            <w:r>
+              <w:rPr>
+                <w:rFonts w:ascii="Calibri" w:hAnsi="Calibri" w:eastAsia="微軟正黑體"/>
+                <w:b/>
+                <w:bCs/>
+                <w:sz w:val="24"/>
+                <w:szCs w:val="24"/>
+              </w:rPr>
+              <w:t xml:space="preserve">=…嘅形式</w:t>
+            </w:r>
+          </w:p>
+        </w:tc>
+        <w:tc>
+          <w:tcPr>
+            <w:tcW w:w="4989" w:type="dxa"/>
+            <w:tcMar>
+              <w:top w:w="70" w:type="dxa"/>
+              <w:left w:w="110" w:type="dxa"/>
+              <w:bottom w:w="70" w:type="dxa"/>
+              <w:right w:w="110" w:type="dxa"/>
+            </w:tcMar>
+            <w:vAlign w:val="top"/>
+          </w:tcPr>
+          <w:p>
+            <w:pPr>
+              <w:spacing w:line="360" w:lineRule="auto" w:after="80"/>
+              <w:jc w:val="left"/>
+            </w:pPr>
+            <w:r>
+              <w:rPr>
+                <w:rFonts w:ascii="Calibri" w:hAnsi="Calibri" w:eastAsia="微軟正黑體"/>
+                <w:sz w:val="21"/>
+                <w:szCs w:val="21"/>
+              </w:rPr>
+              <w:t xml:space="preserve">※ 化簡完先算完成，唔好停喺點斜式嗰步</w:t>
+            </w:r>
+          </w:p>
+        </w:tc>
+      </w:tr>
+      <w:tr>
+        <w:trPr>
+          <w:cantSplit/>
+        </w:trPr>
+        <w:tc>
+          <w:tcPr>
+            <w:tcW w:w="11338" w:type="dxa"/>
+            <w:gridSpan w:val="2"/>
+            <w:shd w:val="clear" w:color="auto" w:fill="F0F0F0"/>
+            <w:tcMar>
+              <w:top w:w="70" w:type="dxa"/>
+              <w:left w:w="110" w:type="dxa"/>
+              <w:bottom w:w="70" w:type="dxa"/>
+              <w:right w:w="110" w:type="dxa"/>
+            </w:tcMar>
+            <w:vAlign w:val="top"/>
+          </w:tcPr>
+          <w:p>
+            <w:pPr>
+              <w:spacing w:line="360" w:lineRule="auto" w:after="80"/>
+              <w:jc w:val="left"/>
+            </w:pPr>
+            <w:r>
+              <w:rPr>
+                <w:rFonts w:ascii="Calibri" w:hAnsi="Calibri" w:eastAsia="微軟正黑體"/>
+                <w:sz w:val="19"/>
+                <w:szCs w:val="19"/>
+              </w:rPr>
+              <w:t xml:space="preserve">（教師）褪除：完整步驟卡 → 只留步驟數量提示 → 移除</w:t>
             </w:r>
           </w:p>
         </w:tc>
